--- a/3.docx
+++ b/3.docx
@@ -1862,7 +1862,7 @@
         <w:spacing w:after="3120"/>
         <w:ind w:right="3402"/>
         <w:rPr>
-          <w:rFonts w:ascii="Calibri" w:hAnsi="Calibri" w:cs="Calibri"/>
+          <w:rFonts w:ascii="Calibri" w:hAnsi="Calibri" w:cs="Calibri" w:hint="cs"/>
           <w:i/>
           <w:sz w:val="40"/>
           <w:szCs w:val="40"/>
@@ -1888,6 +1888,118 @@
             <a:graphic xmlns:a="http://schemas.openxmlformats.org/drawingml/2006/main">
               <a:graphicData uri="http://schemas.openxmlformats.org/drawingml/2006/chart">
                 <c:chart xmlns:c="http://schemas.openxmlformats.org/drawingml/2006/chart" xmlns:r="http://schemas.openxmlformats.org/officeDocument/2006/relationships" r:id="rId11"/>
+              </a:graphicData>
+            </a:graphic>
+          </wp:inline>
+        </w:drawing>
+      </w:r>
+      <w:r>
+        <w:rPr>
+          <w:rFonts w:ascii="Calibri" w:hAnsi="Calibri" w:cs="Calibri" w:hint="cs"/>
+          <w:i/>
+          <w:noProof/>
+          <w:sz w:val="40"/>
+          <w:szCs w:val="40"/>
+          <w:rtl/>
+          <w:lang w:val="fa-IR"/>
+        </w:rPr>
+        <w:drawing>
+          <wp:inline distT="0" distB="0" distL="0" distR="0" wp14:anchorId="5F16FEC8" wp14:editId="7C5D5A45">
+            <wp:extent cx="3578799" cy="2924175"/>
+            <wp:effectExtent l="0" t="0" r="3175" b="0"/>
+            <wp:docPr id="1565376967" name="Picture 1"/>
+            <wp:cNvGraphicFramePr>
+              <a:graphicFrameLocks xmlns:a="http://schemas.openxmlformats.org/drawingml/2006/main" noChangeAspect="1"/>
+            </wp:cNvGraphicFramePr>
+            <a:graphic xmlns:a="http://schemas.openxmlformats.org/drawingml/2006/main">
+              <a:graphicData uri="http://schemas.openxmlformats.org/drawingml/2006/picture">
+                <pic:pic xmlns:pic="http://schemas.openxmlformats.org/drawingml/2006/picture">
+                  <pic:nvPicPr>
+                    <pic:cNvPr id="1565376967" name="Picture 1565376967"/>
+                    <pic:cNvPicPr/>
+                  </pic:nvPicPr>
+                  <pic:blipFill>
+                    <a:blip r:embed="rId12">
+                      <a:extLst>
+                        <a:ext uri="{28A0092B-C50C-407E-A947-70E740481C1C}">
+                          <a14:useLocalDpi xmlns:a14="http://schemas.microsoft.com/office/drawing/2010/main" val="0"/>
+                        </a:ext>
+                      </a:extLst>
+                    </a:blip>
+                    <a:stretch>
+                      <a:fillRect/>
+                    </a:stretch>
+                  </pic:blipFill>
+                  <pic:spPr>
+                    <a:xfrm>
+                      <a:off x="0" y="0"/>
+                      <a:ext cx="3601969" cy="2943107"/>
+                    </a:xfrm>
+                    <a:prstGeom prst="rect">
+                      <a:avLst/>
+                    </a:prstGeom>
+                  </pic:spPr>
+                </pic:pic>
+              </a:graphicData>
+            </a:graphic>
+          </wp:inline>
+        </w:drawing>
+      </w:r>
+    </w:p>
+    <w:p>
+      <w:pPr>
+        <w:bidi w:val="0"/>
+        <w:rPr>
+          <w:rFonts w:ascii="Calibri" w:hAnsi="Calibri" w:cs="Calibri"/>
+          <w:sz w:val="40"/>
+          <w:szCs w:val="40"/>
+        </w:rPr>
+      </w:pPr>
+      <w:r>
+        <w:rPr>
+          <w:rFonts w:ascii="Calibri" w:hAnsi="Calibri" w:cs="Calibri"/>
+          <w:noProof/>
+          <w:sz w:val="40"/>
+          <w:szCs w:val="40"/>
+        </w:rPr>
+        <w:lastRenderedPageBreak/>
+        <w:drawing>
+          <wp:inline distT="0" distB="0" distL="0" distR="0" wp14:anchorId="7D0ADBC7" wp14:editId="4FD1177E">
+            <wp:extent cx="5731510" cy="3877310"/>
+            <wp:effectExtent l="0" t="0" r="2540" b="8890"/>
+            <wp:docPr id="1990024358" name="Picture 2"/>
+            <wp:cNvGraphicFramePr>
+              <a:graphicFrameLocks xmlns:a="http://schemas.openxmlformats.org/drawingml/2006/main" noChangeAspect="1"/>
+            </wp:cNvGraphicFramePr>
+            <a:graphic xmlns:a="http://schemas.openxmlformats.org/drawingml/2006/main">
+              <a:graphicData uri="http://schemas.openxmlformats.org/drawingml/2006/picture">
+                <pic:pic xmlns:pic="http://schemas.openxmlformats.org/drawingml/2006/picture">
+                  <pic:nvPicPr>
+                    <pic:cNvPr id="1990024358" name="Picture 1990024358"/>
+                    <pic:cNvPicPr/>
+                  </pic:nvPicPr>
+                  <pic:blipFill>
+                    <a:blip r:embed="rId13" cstate="print">
+                      <a:extLst>
+                        <a:ext uri="{28A0092B-C50C-407E-A947-70E740481C1C}">
+                          <a14:useLocalDpi xmlns:a14="http://schemas.microsoft.com/office/drawing/2010/main" val="0"/>
+                        </a:ext>
+                      </a:extLst>
+                    </a:blip>
+                    <a:stretch>
+                      <a:fillRect/>
+                    </a:stretch>
+                  </pic:blipFill>
+                  <pic:spPr>
+                    <a:xfrm>
+                      <a:off x="0" y="0"/>
+                      <a:ext cx="5731510" cy="3877310"/>
+                    </a:xfrm>
+                    <a:prstGeom prst="rect">
+                      <a:avLst/>
+                    </a:prstGeom>
+                  </pic:spPr>
+                </pic:pic>
               </a:graphicData>
             </a:graphic>
           </wp:inline>
